--- a/DJ_Talim/Faisal lekhan for training.docx
+++ b/DJ_Talim/Faisal lekhan for training.docx
@@ -13,6 +13,8 @@
           <w:lang w:bidi="ne-NP"/>
         </w:rPr>
       </w:pPr>
+      <w:bookmarkStart w:id="0" w:name="_GoBack"/>
+      <w:bookmarkEnd w:id="0"/>
     </w:p>
     <w:p>
       <w:pPr>
@@ -2803,7 +2805,38 @@
           <w:cs/>
           <w:lang w:bidi="ne-NP"/>
         </w:rPr>
-        <w:t xml:space="preserve">परिवर्तित नाम गौशाला </w:t>
+        <w:t>परिवर्तित नाम गौशाला २६(फ)(०७८</w:t>
+      </w:r>
+      <w:r>
+        <w:rPr>
+          <w:rFonts w:cs="Kalimati"/>
+          <w:lang w:bidi="ne-NP"/>
+        </w:rPr>
+        <w:t>/</w:t>
+      </w:r>
+      <w:r>
+        <w:rPr>
+          <w:rFonts w:cs="Kalimati" w:hint="cs"/>
+          <w:cs/>
+          <w:lang w:bidi="ne-NP"/>
+        </w:rPr>
+        <w:t>७९)</w:t>
+      </w:r>
+      <w:r>
+        <w:rPr>
+          <w:rFonts w:cs="Kalimati" w:hint="cs"/>
+          <w:cs/>
+          <w:lang w:bidi="ne-NP"/>
+        </w:rPr>
+        <w:t xml:space="preserve"> र निजकी आमा समेतले </w:t>
+      </w:r>
+      <w:r>
+        <w:rPr>
+          <w:rFonts w:cs="Kalimati" w:hint="cs"/>
+          <w:cs/>
+          <w:lang w:bidi="ne-NP"/>
+        </w:rPr>
+        <w:t xml:space="preserve">निजलाई </w:t>
       </w:r>
       <w:r>
         <w:rPr>
@@ -2812,45 +2845,6 @@
           <w:lang w:bidi="ne-NP"/>
         </w:rPr>
         <w:lastRenderedPageBreak/>
-        <w:t>२६(फ)(०७८</w:t>
-      </w:r>
-      <w:r>
-        <w:rPr>
-          <w:rFonts w:cs="Kalimati"/>
-          <w:lang w:bidi="ne-NP"/>
-        </w:rPr>
-        <w:t>/</w:t>
-      </w:r>
-      <w:r>
-        <w:rPr>
-          <w:rFonts w:cs="Kalimati" w:hint="cs"/>
-          <w:cs/>
-          <w:lang w:bidi="ne-NP"/>
-        </w:rPr>
-        <w:t>७९)</w:t>
-      </w:r>
-      <w:r>
-        <w:rPr>
-          <w:rFonts w:cs="Kalimati" w:hint="cs"/>
-          <w:cs/>
-          <w:lang w:bidi="ne-NP"/>
-        </w:rPr>
-        <w:t xml:space="preserve"> र निजकी आमा समेतले </w:t>
-      </w:r>
-      <w:r>
-        <w:rPr>
-          <w:rFonts w:cs="Kalimati" w:hint="cs"/>
-          <w:cs/>
-          <w:lang w:bidi="ne-NP"/>
-        </w:rPr>
-        <w:t xml:space="preserve">निजलाई </w:t>
-      </w:r>
-      <w:r>
-        <w:rPr>
-          <w:rFonts w:cs="Kalimati" w:hint="cs"/>
-          <w:cs/>
-          <w:lang w:bidi="ne-NP"/>
-        </w:rPr>
         <w:t xml:space="preserve">अवरोध गरी लात्ता </w:t>
       </w:r>
       <w:r>
@@ -3839,7 +3833,39 @@
           <w:cs/>
           <w:lang w:bidi="ne-NP"/>
         </w:rPr>
-        <w:t xml:space="preserve">७९) ले के गरेको भन्दै चिच्चाउदै सुजल सुवेदीलाई पछाडिबाट तान्दै गरेको देखी म समेत गई दुबैलाई छुट्याई तत्काल प्रहरीलाई </w:t>
+        <w:t>७९) ले के गरेको भन्दै चिच्चाउदै सुजल सुवेदीलाई पछाडिबाट तान्दै गरेको देखी म समेत गई दुबैलाई छुट्याई तत्काल प्रहरीलाई खबर गरेको हो भनी बुझिएका मानिस घरबेटी विद्या ढंगोल</w:t>
+      </w:r>
+      <w:r>
+        <w:rPr>
+          <w:rFonts w:cs="Kalimati" w:hint="cs"/>
+          <w:cs/>
+          <w:lang w:bidi="ne-NP"/>
+        </w:rPr>
+        <w:t>को</w:t>
+      </w:r>
+      <w:r>
+        <w:rPr>
+          <w:rFonts w:cs="Kalimati" w:hint="cs"/>
+          <w:cs/>
+          <w:lang w:bidi="ne-NP"/>
+        </w:rPr>
+        <w:t xml:space="preserve"> </w:t>
+      </w:r>
+      <w:r>
+        <w:rPr>
+          <w:rFonts w:cs="Kalimati" w:hint="cs"/>
+          <w:cs/>
+          <w:lang w:bidi="ne-NP"/>
+        </w:rPr>
+        <w:t xml:space="preserve">र </w:t>
+      </w:r>
+      <w:r>
+        <w:rPr>
+          <w:rFonts w:cs="Kalimati" w:hint="cs"/>
+          <w:cs/>
+          <w:lang w:bidi="ne-NP"/>
+        </w:rPr>
+        <w:t xml:space="preserve">निजको व्यहोरासंग मेल खाने </w:t>
       </w:r>
       <w:r>
         <w:rPr>
@@ -3848,39 +3874,7 @@
           <w:lang w:bidi="ne-NP"/>
         </w:rPr>
         <w:lastRenderedPageBreak/>
-        <w:t>खबर गरेको हो भनी बुझिएका मानिस घरबेटी विद्या ढंगोल</w:t>
-      </w:r>
-      <w:r>
-        <w:rPr>
-          <w:rFonts w:cs="Kalimati" w:hint="cs"/>
-          <w:cs/>
-          <w:lang w:bidi="ne-NP"/>
-        </w:rPr>
-        <w:t>को</w:t>
-      </w:r>
-      <w:r>
-        <w:rPr>
-          <w:rFonts w:cs="Kalimati" w:hint="cs"/>
-          <w:cs/>
-          <w:lang w:bidi="ne-NP"/>
-        </w:rPr>
-        <w:t xml:space="preserve"> </w:t>
-      </w:r>
-      <w:r>
-        <w:rPr>
-          <w:rFonts w:cs="Kalimati" w:hint="cs"/>
-          <w:cs/>
-          <w:lang w:bidi="ne-NP"/>
-        </w:rPr>
-        <w:t xml:space="preserve">र </w:t>
-      </w:r>
-      <w:r>
-        <w:rPr>
-          <w:rFonts w:cs="Kalimati" w:hint="cs"/>
-          <w:cs/>
-          <w:lang w:bidi="ne-NP"/>
-        </w:rPr>
-        <w:t xml:space="preserve">निजको व्यहोरासंग मेल खाने व्यहोराको </w:t>
+        <w:t xml:space="preserve">व्यहोराको </w:t>
       </w:r>
       <w:r>
         <w:rPr>
@@ -5247,7 +5241,7 @@
           <w:cs/>
           <w:lang w:bidi="ne-NP"/>
         </w:rPr>
-        <w:t xml:space="preserve">ब </w:t>
+        <w:t xml:space="preserve">ब परीक्षण प्रतिवेदन </w:t>
       </w:r>
       <w:r>
         <w:rPr>
@@ -5258,8 +5252,7 @@
           <w:cs/>
           <w:lang w:bidi="ne-NP"/>
         </w:rPr>
-        <w:lastRenderedPageBreak/>
-        <w:t xml:space="preserve">परीक्षण प्रतिवेदन </w:t>
+        <w:t xml:space="preserve">भएतापनि अभियोग मागदावी एवं कसूरको गम्भिरता समेतका </w:t>
       </w:r>
       <w:r>
         <w:rPr>
@@ -5270,7 +5263,7 @@
           <w:cs/>
           <w:lang w:bidi="ne-NP"/>
         </w:rPr>
-        <w:t xml:space="preserve">भएतापनि अभियोग मागदावी एवं कसूरको गम्भिरता समेतका </w:t>
+        <w:t xml:space="preserve">तत्काल प्राप्त </w:t>
       </w:r>
       <w:r>
         <w:rPr>
@@ -5281,7 +5274,8 @@
           <w:cs/>
           <w:lang w:bidi="ne-NP"/>
         </w:rPr>
-        <w:t>तत्काल प्राप्त प्रमाणहरुको आधारमा प्रमाण</w:t>
+        <w:lastRenderedPageBreak/>
+        <w:t>प्रमाणहरुको आधारमा प्रमाण</w:t>
       </w:r>
       <w:r>
         <w:rPr>
@@ -6179,6 +6173,7 @@
           <w:cs/>
           <w:lang w:bidi="ne-NP"/>
         </w:rPr>
+        <w:lastRenderedPageBreak/>
         <w:t>यस अदालतको ठहर</w:t>
       </w:r>
     </w:p>
@@ -7365,7 +7360,118 @@
           <w:cs/>
           <w:lang w:bidi="ne-NP"/>
         </w:rPr>
-        <w:t xml:space="preserve">७९) (बारदात मिति २०७८।११।२९ जन्म मिति २०६१।५।२६) को उमेर १७ वर्ष ७ महिना पुरा भएको </w:t>
+        <w:t xml:space="preserve">७९) (बारदात मिति २०७८।११।२९ जन्म मिति २०६१।५।२६) को उमेर १७ वर्ष ७ महिना पुरा भएको देखिंदा निज कानूनको विवादमा परेको बालकलाई </w:t>
+      </w:r>
+      <w:r>
+        <w:rPr>
+          <w:rFonts w:cs="Kalimati" w:hint="cs"/>
+          <w:cs/>
+          <w:lang w:val="nl-NL" w:bidi="ne-NP"/>
+        </w:rPr>
+        <w:t>मुलुकी</w:t>
+      </w:r>
+      <w:r>
+        <w:rPr>
+          <w:rFonts w:cs="Kalimati"/>
+          <w:cs/>
+          <w:lang w:val="nl-NL" w:bidi="ne-NP"/>
+        </w:rPr>
+        <w:t xml:space="preserve"> </w:t>
+      </w:r>
+      <w:r>
+        <w:rPr>
+          <w:rFonts w:cs="Kalimati" w:hint="cs"/>
+          <w:cs/>
+          <w:lang w:val="nl-NL" w:bidi="ne-NP"/>
+        </w:rPr>
+        <w:t>अपराध</w:t>
+      </w:r>
+      <w:r>
+        <w:rPr>
+          <w:rFonts w:cs="Kalimati"/>
+          <w:cs/>
+          <w:lang w:val="nl-NL" w:bidi="ne-NP"/>
+        </w:rPr>
+        <w:t xml:space="preserve"> </w:t>
+      </w:r>
+      <w:r>
+        <w:rPr>
+          <w:rFonts w:cs="Kalimati" w:hint="cs"/>
+          <w:cs/>
+          <w:lang w:val="nl-NL" w:bidi="ne-NP"/>
+        </w:rPr>
+        <w:t>संहिता</w:t>
+      </w:r>
+      <w:r>
+        <w:rPr>
+          <w:rFonts w:cs="Kalimati"/>
+          <w:cs/>
+          <w:lang w:val="nl-NL" w:bidi="ne-NP"/>
+        </w:rPr>
+        <w:t xml:space="preserve"> </w:t>
+      </w:r>
+      <w:r>
+        <w:rPr>
+          <w:rFonts w:cs="Kalimati" w:hint="cs"/>
+          <w:cs/>
+          <w:lang w:val="nl-NL" w:bidi="ne-NP"/>
+        </w:rPr>
+        <w:t>२०७४</w:t>
+      </w:r>
+      <w:r>
+        <w:rPr>
+          <w:rFonts w:cs="Kalimati"/>
+          <w:cs/>
+          <w:lang w:val="nl-NL" w:bidi="ne-NP"/>
+        </w:rPr>
+        <w:t xml:space="preserve"> </w:t>
+      </w:r>
+      <w:r>
+        <w:rPr>
+          <w:rFonts w:cs="Kalimati" w:hint="cs"/>
+          <w:cs/>
+          <w:lang w:val="nl-NL" w:bidi="ne-NP"/>
+        </w:rPr>
+        <w:t>को</w:t>
+      </w:r>
+      <w:r>
+        <w:rPr>
+          <w:rFonts w:cs="Kalimati"/>
+          <w:cs/>
+          <w:lang w:val="nl-NL" w:bidi="ne-NP"/>
+        </w:rPr>
+        <w:t xml:space="preserve"> </w:t>
+      </w:r>
+      <w:r>
+        <w:rPr>
+          <w:rFonts w:cs="Kalimati" w:hint="cs"/>
+          <w:cs/>
+          <w:lang w:val="nl-NL" w:bidi="ne-NP"/>
+        </w:rPr>
+        <w:t>दफा</w:t>
+      </w:r>
+      <w:r>
+        <w:rPr>
+          <w:rFonts w:cs="Kalimati"/>
+          <w:cs/>
+          <w:lang w:val="nl-NL" w:bidi="ne-NP"/>
+        </w:rPr>
+        <w:t xml:space="preserve"> </w:t>
+      </w:r>
+      <w:r>
+        <w:rPr>
+          <w:rFonts w:cs="Kalimati" w:hint="cs"/>
+          <w:cs/>
+          <w:lang w:val="nl-NL" w:bidi="ne-NP"/>
+        </w:rPr>
+        <w:t>१७७</w:t>
+      </w:r>
+      <w:r>
+        <w:rPr>
+          <w:rFonts w:cs="Kalimati"/>
+          <w:lang w:bidi="ne-NP"/>
+        </w:rPr>
+        <w:t xml:space="preserve"> </w:t>
       </w:r>
       <w:r>
         <w:rPr>
@@ -7374,125 +7480,6 @@
           <w:lang w:bidi="ne-NP"/>
         </w:rPr>
         <w:lastRenderedPageBreak/>
-        <w:t xml:space="preserve">देखिंदा निज कानूनको विवादमा परेको बालकलाई </w:t>
-      </w:r>
-      <w:r>
-        <w:rPr>
-          <w:rFonts w:cs="Kalimati" w:hint="cs"/>
-          <w:cs/>
-          <w:lang w:val="nl-NL" w:bidi="ne-NP"/>
-        </w:rPr>
-        <w:t>मुलुकी</w:t>
-      </w:r>
-      <w:r>
-        <w:rPr>
-          <w:rFonts w:cs="Kalimati"/>
-          <w:cs/>
-          <w:lang w:val="nl-NL" w:bidi="ne-NP"/>
-        </w:rPr>
-        <w:t xml:space="preserve"> </w:t>
-      </w:r>
-      <w:r>
-        <w:rPr>
-          <w:rFonts w:cs="Kalimati" w:hint="cs"/>
-          <w:cs/>
-          <w:lang w:val="nl-NL" w:bidi="ne-NP"/>
-        </w:rPr>
-        <w:t>अपराध</w:t>
-      </w:r>
-      <w:r>
-        <w:rPr>
-          <w:rFonts w:cs="Kalimati"/>
-          <w:cs/>
-          <w:lang w:val="nl-NL" w:bidi="ne-NP"/>
-        </w:rPr>
-        <w:t xml:space="preserve"> </w:t>
-      </w:r>
-      <w:r>
-        <w:rPr>
-          <w:rFonts w:cs="Kalimati" w:hint="cs"/>
-          <w:cs/>
-          <w:lang w:val="nl-NL" w:bidi="ne-NP"/>
-        </w:rPr>
-        <w:t>संहिता</w:t>
-      </w:r>
-      <w:r>
-        <w:rPr>
-          <w:rFonts w:cs="Kalimati"/>
-          <w:cs/>
-          <w:lang w:val="nl-NL" w:bidi="ne-NP"/>
-        </w:rPr>
-        <w:t xml:space="preserve"> </w:t>
-      </w:r>
-      <w:r>
-        <w:rPr>
-          <w:rFonts w:cs="Kalimati" w:hint="cs"/>
-          <w:cs/>
-          <w:lang w:val="nl-NL" w:bidi="ne-NP"/>
-        </w:rPr>
-        <w:t>२०७४</w:t>
-      </w:r>
-      <w:r>
-        <w:rPr>
-          <w:rFonts w:cs="Kalimati"/>
-          <w:cs/>
-          <w:lang w:val="nl-NL" w:bidi="ne-NP"/>
-        </w:rPr>
-        <w:t xml:space="preserve"> </w:t>
-      </w:r>
-      <w:r>
-        <w:rPr>
-          <w:rFonts w:cs="Kalimati" w:hint="cs"/>
-          <w:cs/>
-          <w:lang w:val="nl-NL" w:bidi="ne-NP"/>
-        </w:rPr>
-        <w:t>को</w:t>
-      </w:r>
-      <w:r>
-        <w:rPr>
-          <w:rFonts w:cs="Kalimati"/>
-          <w:cs/>
-          <w:lang w:val="nl-NL" w:bidi="ne-NP"/>
-        </w:rPr>
-        <w:t xml:space="preserve"> </w:t>
-      </w:r>
-      <w:r>
-        <w:rPr>
-          <w:rFonts w:cs="Kalimati" w:hint="cs"/>
-          <w:cs/>
-          <w:lang w:val="nl-NL" w:bidi="ne-NP"/>
-        </w:rPr>
-        <w:t>दफा</w:t>
-      </w:r>
-      <w:r>
-        <w:rPr>
-          <w:rFonts w:cs="Kalimati"/>
-          <w:cs/>
-          <w:lang w:val="nl-NL" w:bidi="ne-NP"/>
-        </w:rPr>
-        <w:t xml:space="preserve"> </w:t>
-      </w:r>
-      <w:r>
-        <w:rPr>
-          <w:rFonts w:cs="Kalimati" w:hint="cs"/>
-          <w:cs/>
-          <w:lang w:val="nl-NL" w:bidi="ne-NP"/>
-        </w:rPr>
-        <w:t>१७७</w:t>
-      </w:r>
-      <w:r>
-        <w:rPr>
-          <w:rFonts w:cs="Kalimati"/>
-          <w:lang w:bidi="ne-NP"/>
-        </w:rPr>
-        <w:t xml:space="preserve"> </w:t>
-      </w:r>
-      <w:r>
-        <w:rPr>
-          <w:rFonts w:cs="Kalimati" w:hint="cs"/>
-          <w:cs/>
-          <w:lang w:bidi="ne-NP"/>
-        </w:rPr>
         <w:t>को उपदफा (२</w:t>
       </w:r>
       <w:r>
@@ -8664,7 +8651,39 @@
           <w:cs/>
           <w:lang w:bidi="ne-NP"/>
         </w:rPr>
-        <w:t xml:space="preserve">र्कनु) प्रवेशको कारणले फोक्सोमा संक्रमण हुनु </w:t>
+        <w:t>र्कनु) प्रवेशको कारणले फोक्सोमा संक्रमण हुनु हो</w:t>
+      </w:r>
+      <w:r>
+        <w:rPr>
+          <w:rFonts w:cs="Kalimati" w:hint="cs"/>
+          <w:cs/>
+          <w:lang w:bidi="ne-NP"/>
+        </w:rPr>
+        <w:t xml:space="preserve"> </w:t>
+      </w:r>
+      <w:r>
+        <w:rPr>
+          <w:rFonts w:cs="Kalimati" w:hint="cs"/>
+          <w:cs/>
+          <w:lang w:bidi="ne-NP"/>
+        </w:rPr>
+        <w:t xml:space="preserve">भनी वकपत्र गरेको </w:t>
+      </w:r>
+      <w:r>
+        <w:rPr>
+          <w:rFonts w:cs="Kalimati" w:hint="cs"/>
+          <w:cs/>
+          <w:lang w:bidi="ne-NP"/>
+        </w:rPr>
+        <w:t xml:space="preserve">तथा मृतकको उपचारको क्रममा मृत्यु भएको भन्ने </w:t>
+      </w:r>
+      <w:r>
+        <w:rPr>
+          <w:rFonts w:cs="Kalimati" w:hint="cs"/>
+          <w:cs/>
+          <w:lang w:bidi="ne-NP"/>
+        </w:rPr>
+        <w:t xml:space="preserve">देखिएबाट मृतक सुजल </w:t>
       </w:r>
       <w:r>
         <w:rPr>
@@ -8673,39 +8692,7 @@
           <w:lang w:bidi="ne-NP"/>
         </w:rPr>
         <w:lastRenderedPageBreak/>
-        <w:t>हो</w:t>
-      </w:r>
-      <w:r>
-        <w:rPr>
-          <w:rFonts w:cs="Kalimati" w:hint="cs"/>
-          <w:cs/>
-          <w:lang w:bidi="ne-NP"/>
-        </w:rPr>
-        <w:t xml:space="preserve"> </w:t>
-      </w:r>
-      <w:r>
-        <w:rPr>
-          <w:rFonts w:cs="Kalimati" w:hint="cs"/>
-          <w:cs/>
-          <w:lang w:bidi="ne-NP"/>
-        </w:rPr>
-        <w:t xml:space="preserve">भनी वकपत्र गरेको </w:t>
-      </w:r>
-      <w:r>
-        <w:rPr>
-          <w:rFonts w:cs="Kalimati" w:hint="cs"/>
-          <w:cs/>
-          <w:lang w:bidi="ne-NP"/>
-        </w:rPr>
-        <w:t xml:space="preserve">तथा मृतकको उपचारको क्रममा मृत्यु भएको भन्ने </w:t>
-      </w:r>
-      <w:r>
-        <w:rPr>
-          <w:rFonts w:cs="Kalimati" w:hint="cs"/>
-          <w:cs/>
-          <w:lang w:bidi="ne-NP"/>
-        </w:rPr>
-        <w:t>देखिएबाट मृतक सुजल सुवेदीको मृत्यु परिवर्तित नाम गौशाला २६(फ)(०७८</w:t>
+        <w:t>सुवेदीको मृत्यु परिवर्तित नाम गौशाला २६(फ)(०७८</w:t>
       </w:r>
       <w:r>
         <w:rPr>
@@ -10107,8 +10094,6 @@
         </w:rPr>
         <w:t>।</w:t>
       </w:r>
-      <w:bookmarkStart w:id="0" w:name="_GoBack"/>
-      <w:bookmarkEnd w:id="0"/>
     </w:p>
     <w:p>
       <w:pPr>
@@ -11294,7 +11279,7 @@
         <w:sz w:val="16"/>
         <w:szCs w:val="16"/>
       </w:rPr>
-      <w:t>7</w:t>
+      <w:t>8</w:t>
     </w:r>
     <w:r>
       <w:rPr>
